--- a/ENTREGA FINAL/05 - Documentación técnica/4 - Patrones y principios, con su archivo.docx
+++ b/ENTREGA FINAL/05 - Documentación técnica/4 - Patrones y principios, con su archivo.docx
@@ -239,7 +239,7 @@
           <w:color w:val="666666"/>
           <w:sz w:val="20"/>
         </w:rPr>
-        <w:t>Versión 1.0 · 16/09/2026</w:t>
+        <w:t>Versión 1.0 · 17/09/2026</w:t>
       </w:r>
     </w:p>
     <w:p>

--- a/ENTREGA FINAL/05 - Documentación técnica/4 - Patrones y principios, con su archivo.docx
+++ b/ENTREGA FINAL/05 - Documentación técnica/4 - Patrones y principios, con su archivo.docx
@@ -3610,7 +3610,7 @@
                 <w:b/>
                 <w:sz w:val="20"/>
               </w:rPr>
-              <w:t>361</w:t>
+              <w:t>362</w:t>
             </w:r>
             <w:r>
               <w:rPr>
@@ -4837,7 +4837,7 @@
                 <w:rFonts w:ascii="Calibri" w:hAnsi="Calibri" w:eastAsia="Calibri"/>
                 <w:sz w:val="20"/>
               </w:rPr>
-              <w:t>Compila y corre las 361 pruebas contra un SQL Server 2022 real, con el esquema y los datos aplicados desde los scripts</w:t>
+              <w:t>Compila y corre las 362 pruebas contra un SQL Server 2022 real, con el esquema y los datos aplicados desde los scripts</w:t>
             </w:r>
           </w:p>
         </w:tc>
@@ -5534,7 +5534,7 @@
                 <w:rFonts w:ascii="Calibri" w:hAnsi="Calibri" w:eastAsia="Calibri"/>
                 <w:sz w:val="20"/>
               </w:rPr>
-              <w:t>452 pruebas en verde (361 backend, 91 frontend)</w:t>
+              <w:t>453 pruebas en verde (362 backend, 91 frontend)</w:t>
             </w:r>
           </w:p>
         </w:tc>
